--- a/HW3/HW3_bishoypramanik.docx
+++ b/HW3/HW3_bishoypramanik.docx
@@ -43,6 +43,9 @@
         <w:jc w:val="center"/>
       </w:pPr>
       <w:r>
+        <w:rPr>
+          <w:noProof/>
+        </w:rPr>
         <w:drawing>
           <wp:inline distT="0" distB="0" distL="0" distR="0" wp14:anchorId="2D4049D2" wp14:editId="7118D5B4">
             <wp:extent cx="4082636" cy="2430780"/>
@@ -59,7 +62,7 @@
                     <pic:cNvPicPr/>
                   </pic:nvPicPr>
                   <pic:blipFill>
-                    <a:blip r:embed="rId4"/>
+                    <a:blip r:embed="rId5"/>
                     <a:stretch>
                       <a:fillRect/>
                     </a:stretch>
@@ -94,6 +97,9 @@
         <w:jc w:val="center"/>
       </w:pPr>
       <w:r>
+        <w:rPr>
+          <w:noProof/>
+        </w:rPr>
         <w:drawing>
           <wp:inline distT="0" distB="0" distL="0" distR="0" wp14:anchorId="66453BDD" wp14:editId="47128BA5">
             <wp:extent cx="3888767" cy="2982578"/>
@@ -110,7 +116,7 @@
                     <pic:cNvPicPr/>
                   </pic:nvPicPr>
                   <pic:blipFill>
-                    <a:blip r:embed="rId5">
+                    <a:blip r:embed="rId6">
                       <a:extLst>
                         <a:ext uri="{28A0092B-C50C-407E-A947-70E740481C1C}">
                           <a14:useLocalDpi xmlns:a14="http://schemas.microsoft.com/office/drawing/2010/main" val="0"/>
@@ -190,6 +196,9 @@
         <w:jc w:val="center"/>
       </w:pPr>
       <w:r>
+        <w:rPr>
+          <w:noProof/>
+        </w:rPr>
         <w:drawing>
           <wp:inline distT="0" distB="0" distL="0" distR="0" wp14:anchorId="1CB1104E" wp14:editId="4BF58ECC">
             <wp:extent cx="2318386" cy="1977290"/>
@@ -206,7 +215,7 @@
                     <pic:cNvPicPr/>
                   </pic:nvPicPr>
                   <pic:blipFill>
-                    <a:blip r:embed="rId6"/>
+                    <a:blip r:embed="rId7"/>
                     <a:stretch>
                       <a:fillRect/>
                     </a:stretch>
@@ -239,11 +248,7 @@
         <w:t>on</w:t>
       </w:r>
       <w:r>
-        <w:t xml:space="preserve"> edge E, if rotated, will move perpendicular to the line drawn between the </w:t>
-      </w:r>
-      <w:proofErr w:type="spellStart"/>
-      <w:r>
-        <w:t>p</w:t>
+        <w:t xml:space="preserve"> edge E, if rotated, will move perpendicular to the line drawn between the p</w:t>
       </w:r>
       <w:r>
         <w:rPr>
@@ -251,7 +256,6 @@
         </w:rPr>
         <w:t>E</w:t>
       </w:r>
-      <w:proofErr w:type="spellEnd"/>
       <w:r>
         <w:t xml:space="preserve"> and p. We will call this the </w:t>
       </w:r>
@@ -284,6 +288,9 @@
         <w:jc w:val="center"/>
       </w:pPr>
       <w:r>
+        <w:rPr>
+          <w:noProof/>
+        </w:rPr>
         <w:drawing>
           <wp:inline distT="0" distB="0" distL="0" distR="0" wp14:anchorId="420428A2" wp14:editId="621B749D">
             <wp:extent cx="3467778" cy="2667150"/>
@@ -300,7 +307,7 @@
                     <pic:cNvPicPr/>
                   </pic:nvPicPr>
                   <pic:blipFill>
-                    <a:blip r:embed="rId7"/>
+                    <a:blip r:embed="rId8"/>
                     <a:stretch>
                       <a:fillRect/>
                     </a:stretch>
@@ -353,6 +360,9 @@
     </w:p>
     <w:p>
       <w:r>
+        <w:rPr>
+          <w:noProof/>
+        </w:rPr>
         <w:drawing>
           <wp:inline distT="0" distB="0" distL="0" distR="0" wp14:anchorId="05F96BB6" wp14:editId="616B0200">
             <wp:extent cx="5943600" cy="4669790"/>
@@ -369,7 +379,7 @@
                     <pic:cNvPicPr/>
                   </pic:nvPicPr>
                   <pic:blipFill>
-                    <a:blip r:embed="rId8"/>
+                    <a:blip r:embed="rId9"/>
                     <a:stretch>
                       <a:fillRect/>
                     </a:stretch>
@@ -414,6 +424,460 @@
         <w:t xml:space="preserve">Problem 2 </w:t>
       </w:r>
     </w:p>
+    <w:p>
+      <w:r>
+        <w:t>See attached pdf of the Jupyter notebook.</w:t>
+      </w:r>
+    </w:p>
+    <w:p/>
+    <w:p>
+      <w:pPr>
+        <w:pStyle w:val="Heading1"/>
+      </w:pPr>
+      <w:r>
+        <w:t>Problem 3</w:t>
+      </w:r>
+    </w:p>
+    <w:p>
+      <w:pPr>
+        <w:pStyle w:val="Heading2"/>
+      </w:pPr>
+      <w:r>
+        <w:t>Overview and Setup</w:t>
+      </w:r>
+    </w:p>
+    <w:p>
+      <w:r>
+        <w:t xml:space="preserve">I assume the polyhedron stores its adjacent edges, vertices, and faces in a list. I assume that I can store whether or not the polygon is ‘castable’ through the face as a property of the face (store unknown, valid, or </w:t>
+      </w:r>
+      <w:r>
+        <w:t>invalid</w:t>
+      </w:r>
+      <w:r>
+        <w:t xml:space="preserve">) the polyhedron. We can alternatively store the polygon faces </w:t>
+      </w:r>
+      <w:r>
+        <w:t xml:space="preserve">in a HashMap, storing the pointers to the faces as keys and the castability as a value. </w:t>
+      </w:r>
+    </w:p>
+    <w:p>
+      <w:pPr>
+        <w:pStyle w:val="Heading2"/>
+      </w:pPr>
+      <w:r>
+        <w:t>Algorithm</w:t>
+      </w:r>
+    </w:p>
+    <w:p>
+      <w:r>
+        <w:t>We can start by adding face, f</w:t>
+      </w:r>
+      <w:r>
+        <w:rPr>
+          <w:vertAlign w:val="subscript"/>
+        </w:rPr>
+        <w:t>1</w:t>
+      </w:r>
+      <w:r>
+        <w:t>, to a queue, Q.</w:t>
+      </w:r>
+    </w:p>
+    <w:p>
+      <w:pPr>
+        <w:jc w:val="center"/>
+      </w:pPr>
+      <w:r>
+        <w:drawing>
+          <wp:inline distT="0" distB="0" distL="0" distR="0" wp14:anchorId="6F9BFC93" wp14:editId="1D2B60B0">
+            <wp:extent cx="3637244" cy="1963956"/>
+            <wp:effectExtent l="0" t="0" r="1905" b="0"/>
+            <wp:docPr id="748230851" name="Picture 1"/>
+            <wp:cNvGraphicFramePr>
+              <a:graphicFrameLocks xmlns:a="http://schemas.openxmlformats.org/drawingml/2006/main" noChangeAspect="1"/>
+            </wp:cNvGraphicFramePr>
+            <a:graphic xmlns:a="http://schemas.openxmlformats.org/drawingml/2006/main">
+              <a:graphicData uri="http://schemas.openxmlformats.org/drawingml/2006/picture">
+                <pic:pic xmlns:pic="http://schemas.openxmlformats.org/drawingml/2006/picture">
+                  <pic:nvPicPr>
+                    <pic:cNvPr id="748230851" name=""/>
+                    <pic:cNvPicPr/>
+                  </pic:nvPicPr>
+                  <pic:blipFill>
+                    <a:blip r:embed="rId10"/>
+                    <a:stretch>
+                      <a:fillRect/>
+                    </a:stretch>
+                  </pic:blipFill>
+                  <pic:spPr>
+                    <a:xfrm>
+                      <a:off x="0" y="0"/>
+                      <a:ext cx="3669155" cy="1981187"/>
+                    </a:xfrm>
+                    <a:prstGeom prst="rect">
+                      <a:avLst/>
+                    </a:prstGeom>
+                  </pic:spPr>
+                </pic:pic>
+              </a:graphicData>
+            </a:graphic>
+          </wp:inline>
+        </w:drawing>
+      </w:r>
+    </w:p>
+    <w:p>
+      <w:r>
+        <w:rPr>
+          <w:b/>
+          <w:bCs/>
+        </w:rPr>
+        <w:t>For every face, f, in Q,</w:t>
+      </w:r>
+      <w:r>
+        <w:rPr>
+          <w:b/>
+          <w:bCs/>
+        </w:rPr>
+        <w:t xml:space="preserve"> </w:t>
+      </w:r>
+      <w:r>
+        <w:t>we calculate the surface normal to f</w:t>
+      </w:r>
+      <w:r>
+        <w:t xml:space="preserve">. We then calculate the dot product between the surface normal and the outgoing vector created from each of f’s vertices. If </w:t>
+      </w:r>
+      <w:r>
+        <w:rPr>
+          <w:i/>
+          <w:iCs/>
+        </w:rPr>
+        <w:t>any</w:t>
+      </w:r>
+      <w:r>
+        <w:t xml:space="preserve"> of the dot products are greater than 0, then mark f as invalid. Otherwise, f is valid.</w:t>
+      </w:r>
+    </w:p>
+    <w:p>
+      <w:r>
+        <w:rPr>
+          <w:b/>
+          <w:bCs/>
+        </w:rPr>
+        <w:drawing>
+          <wp:inline distT="0" distB="0" distL="0" distR="0" wp14:anchorId="27257858" wp14:editId="7B1EDC95">
+            <wp:extent cx="5367655" cy="1679008"/>
+            <wp:effectExtent l="0" t="0" r="4445" b="0"/>
+            <wp:docPr id="1740108586" name="Picture 1"/>
+            <wp:cNvGraphicFramePr>
+              <a:graphicFrameLocks xmlns:a="http://schemas.openxmlformats.org/drawingml/2006/main" noChangeAspect="1"/>
+            </wp:cNvGraphicFramePr>
+            <a:graphic xmlns:a="http://schemas.openxmlformats.org/drawingml/2006/main">
+              <a:graphicData uri="http://schemas.openxmlformats.org/drawingml/2006/picture">
+                <pic:pic xmlns:pic="http://schemas.openxmlformats.org/drawingml/2006/picture">
+                  <pic:nvPicPr>
+                    <pic:cNvPr id="1740108586" name="Picture 1"/>
+                    <pic:cNvPicPr/>
+                  </pic:nvPicPr>
+                  <pic:blipFill rotWithShape="1">
+                    <a:blip r:embed="rId11">
+                      <a:extLst>
+                        <a:ext uri="{28A0092B-C50C-407E-A947-70E740481C1C}">
+                          <a14:useLocalDpi xmlns:a14="http://schemas.microsoft.com/office/drawing/2010/main" val="0"/>
+                        </a:ext>
+                      </a:extLst>
+                    </a:blip>
+                    <a:srcRect t="3176"/>
+                    <a:stretch>
+                      <a:fillRect/>
+                    </a:stretch>
+                  </pic:blipFill>
+                  <pic:spPr bwMode="auto">
+                    <a:xfrm>
+                      <a:off x="0" y="0"/>
+                      <a:ext cx="5367940" cy="1679097"/>
+                    </a:xfrm>
+                    <a:prstGeom prst="rect">
+                      <a:avLst/>
+                    </a:prstGeom>
+                    <a:ln>
+                      <a:noFill/>
+                    </a:ln>
+                    <a:extLst>
+                      <a:ext uri="{53640926-AAD7-44D8-BBD7-CCE9431645EC}">
+                        <a14:shadowObscured xmlns:a14="http://schemas.microsoft.com/office/drawing/2010/main"/>
+                      </a:ext>
+                    </a:extLst>
+                  </pic:spPr>
+                </pic:pic>
+              </a:graphicData>
+            </a:graphic>
+          </wp:inline>
+        </w:drawing>
+      </w:r>
+    </w:p>
+    <w:p/>
+    <w:p>
+      <w:r>
+        <w:lastRenderedPageBreak/>
+        <w:t>Now, we add in all adjacent faces to f into the queue and remove f from the queue. If an adjacent face has already been checked, do not add it into the queue.</w:t>
+      </w:r>
+    </w:p>
+    <w:p>
+      <w:pPr>
+        <w:jc w:val="center"/>
+      </w:pPr>
+      <w:r>
+        <w:drawing>
+          <wp:inline distT="0" distB="0" distL="0" distR="0" wp14:anchorId="67C288A8" wp14:editId="4CB9229C">
+            <wp:extent cx="3522044" cy="2115108"/>
+            <wp:effectExtent l="0" t="0" r="2540" b="0"/>
+            <wp:docPr id="1372416001" name="Picture 1"/>
+            <wp:cNvGraphicFramePr>
+              <a:graphicFrameLocks xmlns:a="http://schemas.openxmlformats.org/drawingml/2006/main" noChangeAspect="1"/>
+            </wp:cNvGraphicFramePr>
+            <a:graphic xmlns:a="http://schemas.openxmlformats.org/drawingml/2006/main">
+              <a:graphicData uri="http://schemas.openxmlformats.org/drawingml/2006/picture">
+                <pic:pic xmlns:pic="http://schemas.openxmlformats.org/drawingml/2006/picture">
+                  <pic:nvPicPr>
+                    <pic:cNvPr id="1372416001" name=""/>
+                    <pic:cNvPicPr/>
+                  </pic:nvPicPr>
+                  <pic:blipFill>
+                    <a:blip r:embed="rId12"/>
+                    <a:stretch>
+                      <a:fillRect/>
+                    </a:stretch>
+                  </pic:blipFill>
+                  <pic:spPr>
+                    <a:xfrm>
+                      <a:off x="0" y="0"/>
+                      <a:ext cx="3543432" cy="2127952"/>
+                    </a:xfrm>
+                    <a:prstGeom prst="rect">
+                      <a:avLst/>
+                    </a:prstGeom>
+                  </pic:spPr>
+                </pic:pic>
+              </a:graphicData>
+            </a:graphic>
+          </wp:inline>
+        </w:drawing>
+      </w:r>
+    </w:p>
+    <w:p>
+      <w:pPr>
+        <w:pStyle w:val="Heading2"/>
+      </w:pPr>
+      <w:r>
+        <w:t>Analysis</w:t>
+      </w:r>
+    </w:p>
+    <w:p>
+      <w:r>
+        <w:t>Each face is only visited once; therefore, the algorithm will check each face exactly once. This yields O(n), where n represents the number of faces on the polyhedron.</w:t>
+      </w:r>
+    </w:p>
+    <w:p/>
+    <w:p>
+      <w:pPr>
+        <w:pStyle w:val="Heading1"/>
+      </w:pPr>
+      <w:r>
+        <w:t xml:space="preserve">Problem </w:t>
+      </w:r>
+      <w:r>
+        <w:t>5</w:t>
+      </w:r>
+    </w:p>
+    <w:p>
+      <w:pPr>
+        <w:pStyle w:val="Heading2"/>
+        <w:numPr>
+          <w:ilvl w:val="0"/>
+          <w:numId w:val="1"/>
+        </w:numPr>
+      </w:pPr>
+      <w:r>
+        <w:t xml:space="preserve">Worst-Case is </w:t>
+      </w:r>
+      <w:r>
+        <w:t>Ω(n)</w:t>
+      </w:r>
+    </w:p>
+    <w:p>
+      <w:r>
+        <w:t>As a proof by picture, we can see an example of a worst-case using data distributed across the function, y = x.</w:t>
+      </w:r>
+    </w:p>
+    <w:p>
+      <w:pPr>
+        <w:jc w:val="center"/>
+      </w:pPr>
+      <w:r>
+        <w:drawing>
+          <wp:inline distT="0" distB="0" distL="0" distR="0" wp14:anchorId="1DCA5E33" wp14:editId="625F182F">
+            <wp:extent cx="3367689" cy="2461897"/>
+            <wp:effectExtent l="0" t="0" r="4445" b="0"/>
+            <wp:docPr id="85973899" name="Picture 1"/>
+            <wp:cNvGraphicFramePr>
+              <a:graphicFrameLocks xmlns:a="http://schemas.openxmlformats.org/drawingml/2006/main" noChangeAspect="1"/>
+            </wp:cNvGraphicFramePr>
+            <a:graphic xmlns:a="http://schemas.openxmlformats.org/drawingml/2006/main">
+              <a:graphicData uri="http://schemas.openxmlformats.org/drawingml/2006/picture">
+                <pic:pic xmlns:pic="http://schemas.openxmlformats.org/drawingml/2006/picture">
+                  <pic:nvPicPr>
+                    <pic:cNvPr id="85973899" name="Picture 1"/>
+                    <pic:cNvPicPr/>
+                  </pic:nvPicPr>
+                  <pic:blipFill>
+                    <a:blip r:embed="rId13">
+                      <a:extLst>
+                        <a:ext uri="{28A0092B-C50C-407E-A947-70E740481C1C}">
+                          <a14:useLocalDpi xmlns:a14="http://schemas.microsoft.com/office/drawing/2010/main" val="0"/>
+                        </a:ext>
+                      </a:extLst>
+                    </a:blip>
+                    <a:stretch>
+                      <a:fillRect/>
+                    </a:stretch>
+                  </pic:blipFill>
+                  <pic:spPr>
+                    <a:xfrm>
+                      <a:off x="0" y="0"/>
+                      <a:ext cx="3367689" cy="2461897"/>
+                    </a:xfrm>
+                    <a:prstGeom prst="rect">
+                      <a:avLst/>
+                    </a:prstGeom>
+                  </pic:spPr>
+                </pic:pic>
+              </a:graphicData>
+            </a:graphic>
+          </wp:inline>
+        </w:drawing>
+      </w:r>
+    </w:p>
+    <w:p>
+      <w:r>
+        <w:lastRenderedPageBreak/>
+        <w:t>If our query range triangle has an hypotenuse that aligns exactly with the data along this line but only slightly below, the minimum run time is Ω(n) because the hypotenuse is able to touch every single sub-tree on the kd-tree, while none of the points actually fit the query.</w:t>
+      </w:r>
+    </w:p>
+    <w:p>
+      <w:pPr>
+        <w:pStyle w:val="Heading2"/>
+        <w:numPr>
+          <w:ilvl w:val="0"/>
+          <w:numId w:val="1"/>
+        </w:numPr>
+      </w:pPr>
+      <w:r>
+        <w:t>Linear Data-Structure for Triangular Queries in O(n</w:t>
+      </w:r>
+      <w:r>
+        <w:rPr>
+          <w:vertAlign w:val="superscript"/>
+        </w:rPr>
+        <w:t>3/4</w:t>
+      </w:r>
+      <w:r>
+        <w:t xml:space="preserve"> + k)</w:t>
+      </w:r>
+    </w:p>
+    <w:p>
+      <w:r>
+        <w:t>W</w:t>
+      </w:r>
+      <w:r>
+        <w:t>e can use a 4D-</w:t>
+      </w:r>
+      <w:r>
+        <w:t>kd</w:t>
+      </w:r>
+      <w:r>
+        <w:t xml:space="preserve"> tree. For all coordinates, we can add the additional two dimensions by getting their coordinates using the basis vectors u = [1,1] and v = [1,-1]. In doing so, </w:t>
+      </w:r>
+      <w:r>
+        <w:t>we get the benefits of the kd-tree and get the run-time of O(n</w:t>
+      </w:r>
+      <w:r>
+        <w:rPr>
+          <w:vertAlign w:val="superscript"/>
+        </w:rPr>
+        <w:t>3/4</w:t>
+      </w:r>
+      <w:r>
+        <w:t xml:space="preserve"> + k)</w:t>
+      </w:r>
+      <w:r>
+        <w:t>, due to the dimensional search range of a kd-tree scaling as O(n</w:t>
+      </w:r>
+      <w:r>
+        <w:rPr>
+          <w:vertAlign w:val="superscript"/>
+        </w:rPr>
+        <w:t>1-1/d</w:t>
+      </w:r>
+      <w:r>
+        <w:t>+k) with d dimensions.</w:t>
+      </w:r>
+    </w:p>
+    <w:p>
+      <w:pPr>
+        <w:pStyle w:val="Heading1"/>
+      </w:pPr>
+      <w:r>
+        <w:t>Problem 6</w:t>
+      </w:r>
+    </w:p>
+    <w:p>
+      <w:pPr>
+        <w:pStyle w:val="Heading2"/>
+        <w:numPr>
+          <w:ilvl w:val="0"/>
+          <w:numId w:val="2"/>
+        </w:numPr>
+      </w:pPr>
+      <w:r>
+        <w:t>Single point</w:t>
+      </w:r>
+      <w:r>
+        <w:t xml:space="preserve"> query is O(log n) on a kd-tree</w:t>
+      </w:r>
+    </w:p>
+    <w:p>
+      <w:r>
+        <w:t>A search on a kd-tree for a single point means there is no additional k to the run-time. Leaving us with, O(n</w:t>
+      </w:r>
+      <w:r>
+        <w:rPr>
+          <w:vertAlign w:val="superscript"/>
+        </w:rPr>
+        <w:t>1/2</w:t>
+      </w:r>
+      <w:r>
+        <w:t>) as our run-time. But to further analyze, the gray nodes visited are only the parent nodes of the subtrees containing point (a,b). This means along the search to find (a,b) we only need to consider the depth of the kd-tree. The depth of the tree is ½ log(n) (defined in class), as such the total run-time is O(log n).</w:t>
+      </w:r>
+    </w:p>
+    <w:p>
+      <w:pPr>
+        <w:pStyle w:val="Heading2"/>
+        <w:numPr>
+          <w:ilvl w:val="0"/>
+          <w:numId w:val="2"/>
+        </w:numPr>
+      </w:pPr>
+      <w:r>
+        <w:t>Single point query on a range-tree</w:t>
+      </w:r>
+    </w:p>
+    <w:p>
+      <w:r>
+        <w:t>A defined in part a), the search reduces to the depth needed to traverse in order to reach the singular point. Due to the nature of a range-tree, in the worst-case scenario, the x-range tree and the y-range tree must be search in their entirety. In this scenario, the height of each tree</w:t>
+      </w:r>
+      <w:r>
+        <w:t xml:space="preserve"> log(n), so the combined height is 2 log(n). As such, the total run-time is O(log n).</w:t>
+      </w:r>
+    </w:p>
     <w:sectPr>
       <w:pgSz w:w="12240" w:h="15840"/>
       <w:pgMar w:top="1440" w:right="1440" w:bottom="1440" w:left="1440" w:header="720" w:footer="720" w:gutter="0"/>
@@ -422,6 +886,195 @@
     </w:sectPr>
   </w:body>
 </w:document>
+</file>
+
+<file path=word/numbering.xml><?xml version="1.0" encoding="utf-8"?>
+<w:numbering xmlns:wpc="http://schemas.microsoft.com/office/word/2010/wordprocessingCanvas" xmlns:cx="http://schemas.microsoft.com/office/drawing/2014/chartex" xmlns:cx1="http://schemas.microsoft.com/office/drawing/2015/9/8/chartex" xmlns:cx2="http://schemas.microsoft.com/office/drawing/2015/10/21/chartex" xmlns:cx3="http://schemas.microsoft.com/office/drawing/2016/5/9/chartex" xmlns:cx4="http://schemas.microsoft.com/office/drawing/2016/5/10/chartex" xmlns:cx5="http://schemas.microsoft.com/office/drawing/2016/5/11/chartex" xmlns:cx6="http://schemas.microsoft.com/office/drawing/2016/5/12/chartex" xmlns:cx7="http://schemas.microsoft.com/office/drawing/2016/5/13/chartex" xmlns:cx8="http://schemas.microsoft.com/office/drawing/2016/5/14/chartex" xmlns:mc="http://schemas.openxmlformats.org/markup-compatibility/2006" xmlns:aink="http://schemas.microsoft.com/office/drawing/2016/ink" xmlns:am3d="http://schemas.microsoft.com/office/drawing/2017/model3d" xmlns:o="urn:schemas-microsoft-com:office:office" xmlns:oel="http://schemas.microsoft.com/office/2019/extlst" xmlns:r="http://schemas.openxmlformats.org/officeDocument/2006/relationships" xmlns:m="http://schemas.openxmlformats.org/officeDocument/2006/math" xmlns:v="urn:schemas-microsoft-com:vml" xmlns:wp14="http://schemas.microsoft.com/office/word/2010/wordprocessingDrawing" xmlns:wp="http://schemas.openxmlformats.org/drawingml/2006/wordprocessingDrawing" xmlns:w10="urn:schemas-microsoft-com:office:word" xmlns:w="http://schemas.openxmlformats.org/wordprocessingml/2006/main" xmlns:w14="http://schemas.microsoft.com/office/word/2010/wordml" xmlns:w15="http://schemas.microsoft.com/office/word/2012/wordml" xmlns:w16cex="http://schemas.microsoft.com/office/word/2018/wordml/cex" xmlns:w16cid="http://schemas.microsoft.com/office/word/2016/wordml/cid" xmlns:w16="http://schemas.microsoft.com/office/word/2018/wordml" xmlns:w16du="http://schemas.microsoft.com/office/word/2023/wordml/word16du" xmlns:w16sdtdh="http://schemas.microsoft.com/office/word/2020/wordml/sdtdatahash" xmlns:w16sdtfl="http://schemas.microsoft.com/office/word/2024/wordml/sdtformatlock" xmlns:w16se="http://schemas.microsoft.com/office/word/2015/wordml/symex" xmlns:wpg="http://schemas.microsoft.com/office/word/2010/wordprocessingGroup" xmlns:wpi="http://schemas.microsoft.com/office/word/2010/wordprocessingInk" xmlns:wne="http://schemas.microsoft.com/office/word/2006/wordml" xmlns:wps="http://schemas.microsoft.com/office/word/2010/wordprocessingShape" mc:Ignorable="w14 w15 w16se w16cid w16 w16cex w16sdtdh w16sdtfl w16du wp14">
+  <w:abstractNum w:abstractNumId="0" w15:restartNumberingAfterBreak="0">
+    <w:nsid w:val="17501DDE"/>
+    <w:multiLevelType w:val="hybridMultilevel"/>
+    <w:tmpl w:val="C744FCA8"/>
+    <w:lvl w:ilvl="0" w:tplc="04090017">
+      <w:start w:val="1"/>
+      <w:numFmt w:val="lowerLetter"/>
+      <w:lvlText w:val="%1)"/>
+      <w:lvlJc w:val="left"/>
+      <w:pPr>
+        <w:ind w:left="720" w:hanging="360"/>
+      </w:pPr>
+      <w:rPr>
+        <w:rFonts w:hint="default"/>
+      </w:rPr>
+    </w:lvl>
+    <w:lvl w:ilvl="1" w:tplc="04090019" w:tentative="1">
+      <w:start w:val="1"/>
+      <w:numFmt w:val="lowerLetter"/>
+      <w:lvlText w:val="%2."/>
+      <w:lvlJc w:val="left"/>
+      <w:pPr>
+        <w:ind w:left="1440" w:hanging="360"/>
+      </w:pPr>
+    </w:lvl>
+    <w:lvl w:ilvl="2" w:tplc="0409001B" w:tentative="1">
+      <w:start w:val="1"/>
+      <w:numFmt w:val="lowerRoman"/>
+      <w:lvlText w:val="%3."/>
+      <w:lvlJc w:val="right"/>
+      <w:pPr>
+        <w:ind w:left="2160" w:hanging="180"/>
+      </w:pPr>
+    </w:lvl>
+    <w:lvl w:ilvl="3" w:tplc="0409000F" w:tentative="1">
+      <w:start w:val="1"/>
+      <w:numFmt w:val="decimal"/>
+      <w:lvlText w:val="%4."/>
+      <w:lvlJc w:val="left"/>
+      <w:pPr>
+        <w:ind w:left="2880" w:hanging="360"/>
+      </w:pPr>
+    </w:lvl>
+    <w:lvl w:ilvl="4" w:tplc="04090019" w:tentative="1">
+      <w:start w:val="1"/>
+      <w:numFmt w:val="lowerLetter"/>
+      <w:lvlText w:val="%5."/>
+      <w:lvlJc w:val="left"/>
+      <w:pPr>
+        <w:ind w:left="3600" w:hanging="360"/>
+      </w:pPr>
+    </w:lvl>
+    <w:lvl w:ilvl="5" w:tplc="0409001B" w:tentative="1">
+      <w:start w:val="1"/>
+      <w:numFmt w:val="lowerRoman"/>
+      <w:lvlText w:val="%6."/>
+      <w:lvlJc w:val="right"/>
+      <w:pPr>
+        <w:ind w:left="4320" w:hanging="180"/>
+      </w:pPr>
+    </w:lvl>
+    <w:lvl w:ilvl="6" w:tplc="0409000F" w:tentative="1">
+      <w:start w:val="1"/>
+      <w:numFmt w:val="decimal"/>
+      <w:lvlText w:val="%7."/>
+      <w:lvlJc w:val="left"/>
+      <w:pPr>
+        <w:ind w:left="5040" w:hanging="360"/>
+      </w:pPr>
+    </w:lvl>
+    <w:lvl w:ilvl="7" w:tplc="04090019" w:tentative="1">
+      <w:start w:val="1"/>
+      <w:numFmt w:val="lowerLetter"/>
+      <w:lvlText w:val="%8."/>
+      <w:lvlJc w:val="left"/>
+      <w:pPr>
+        <w:ind w:left="5760" w:hanging="360"/>
+      </w:pPr>
+    </w:lvl>
+    <w:lvl w:ilvl="8" w:tplc="0409001B" w:tentative="1">
+      <w:start w:val="1"/>
+      <w:numFmt w:val="lowerRoman"/>
+      <w:lvlText w:val="%9."/>
+      <w:lvlJc w:val="right"/>
+      <w:pPr>
+        <w:ind w:left="6480" w:hanging="180"/>
+      </w:pPr>
+    </w:lvl>
+  </w:abstractNum>
+  <w:abstractNum w:abstractNumId="1" w15:restartNumberingAfterBreak="0">
+    <w:nsid w:val="18523A30"/>
+    <w:multiLevelType w:val="hybridMultilevel"/>
+    <w:tmpl w:val="791A797C"/>
+    <w:lvl w:ilvl="0" w:tplc="04090017">
+      <w:start w:val="1"/>
+      <w:numFmt w:val="lowerLetter"/>
+      <w:lvlText w:val="%1)"/>
+      <w:lvlJc w:val="left"/>
+      <w:pPr>
+        <w:ind w:left="360" w:hanging="360"/>
+      </w:pPr>
+      <w:rPr>
+        <w:rFonts w:hint="default"/>
+      </w:rPr>
+    </w:lvl>
+    <w:lvl w:ilvl="1" w:tplc="04090019" w:tentative="1">
+      <w:start w:val="1"/>
+      <w:numFmt w:val="lowerLetter"/>
+      <w:lvlText w:val="%2."/>
+      <w:lvlJc w:val="left"/>
+      <w:pPr>
+        <w:ind w:left="1080" w:hanging="360"/>
+      </w:pPr>
+    </w:lvl>
+    <w:lvl w:ilvl="2" w:tplc="0409001B" w:tentative="1">
+      <w:start w:val="1"/>
+      <w:numFmt w:val="lowerRoman"/>
+      <w:lvlText w:val="%3."/>
+      <w:lvlJc w:val="right"/>
+      <w:pPr>
+        <w:ind w:left="1800" w:hanging="180"/>
+      </w:pPr>
+    </w:lvl>
+    <w:lvl w:ilvl="3" w:tplc="0409000F" w:tentative="1">
+      <w:start w:val="1"/>
+      <w:numFmt w:val="decimal"/>
+      <w:lvlText w:val="%4."/>
+      <w:lvlJc w:val="left"/>
+      <w:pPr>
+        <w:ind w:left="2520" w:hanging="360"/>
+      </w:pPr>
+    </w:lvl>
+    <w:lvl w:ilvl="4" w:tplc="04090019" w:tentative="1">
+      <w:start w:val="1"/>
+      <w:numFmt w:val="lowerLetter"/>
+      <w:lvlText w:val="%5."/>
+      <w:lvlJc w:val="left"/>
+      <w:pPr>
+        <w:ind w:left="3240" w:hanging="360"/>
+      </w:pPr>
+    </w:lvl>
+    <w:lvl w:ilvl="5" w:tplc="0409001B" w:tentative="1">
+      <w:start w:val="1"/>
+      <w:numFmt w:val="lowerRoman"/>
+      <w:lvlText w:val="%6."/>
+      <w:lvlJc w:val="right"/>
+      <w:pPr>
+        <w:ind w:left="3960" w:hanging="180"/>
+      </w:pPr>
+    </w:lvl>
+    <w:lvl w:ilvl="6" w:tplc="0409000F" w:tentative="1">
+      <w:start w:val="1"/>
+      <w:numFmt w:val="decimal"/>
+      <w:lvlText w:val="%7."/>
+      <w:lvlJc w:val="left"/>
+      <w:pPr>
+        <w:ind w:left="4680" w:hanging="360"/>
+      </w:pPr>
+    </w:lvl>
+    <w:lvl w:ilvl="7" w:tplc="04090019" w:tentative="1">
+      <w:start w:val="1"/>
+      <w:numFmt w:val="lowerLetter"/>
+      <w:lvlText w:val="%8."/>
+      <w:lvlJc w:val="left"/>
+      <w:pPr>
+        <w:ind w:left="5400" w:hanging="360"/>
+      </w:pPr>
+    </w:lvl>
+    <w:lvl w:ilvl="8" w:tplc="0409001B" w:tentative="1">
+      <w:start w:val="1"/>
+      <w:numFmt w:val="lowerRoman"/>
+      <w:lvlText w:val="%9."/>
+      <w:lvlJc w:val="right"/>
+      <w:pPr>
+        <w:ind w:left="6120" w:hanging="180"/>
+      </w:pPr>
+    </w:lvl>
+  </w:abstractNum>
+  <w:num w:numId="1" w16cid:durableId="2131823738">
+    <w:abstractNumId w:val="0"/>
+  </w:num>
+  <w:num w:numId="2" w16cid:durableId="720783879">
+    <w:abstractNumId w:val="1"/>
+  </w:num>
+</w:numbering>
 </file>
 
 <file path=word/styles.xml><?xml version="1.0" encoding="utf-8"?>
